--- a/docs/ingles/Wilson dos Santos - 03December2025.docx
+++ b/docs/ingles/Wilson dos Santos - 03December2025.docx
@@ -163,21 +163,7 @@
               <w:rPr>
                 <w:rFonts w:ascii="Aptos" w:hAnsi="Aptos"/>
               </w:rPr>
-              <w:t xml:space="preserve">Most of the team: A </w:t>
-            </w:r>
-            <w:proofErr w:type="spellStart"/>
-            <w:r>
-              <w:rPr>
-                <w:rFonts w:ascii="Aptos" w:hAnsi="Aptos"/>
-              </w:rPr>
-              <w:t>maioria</w:t>
-            </w:r>
-            <w:proofErr w:type="spellEnd"/>
-            <w:r>
-              <w:rPr>
-                <w:rFonts w:ascii="Aptos" w:hAnsi="Aptos"/>
-              </w:rPr>
-              <w:t xml:space="preserve"> do time</w:t>
+              <w:t>Most of the team: A maioria do time</w:t>
             </w:r>
           </w:p>
           <w:p>
@@ -190,13 +176,11 @@
               <w:ind w:left="284" w:hanging="284"/>
               <w:rPr>
                 <w:rFonts w:ascii="Aptos" w:hAnsi="Aptos"/>
-                <w:lang w:val="pt-BR"/>
-              </w:rPr>
-            </w:pPr>
-            <w:r>
-              <w:rPr>
-                <w:rFonts w:ascii="Aptos" w:hAnsi="Aptos"/>
-                <w:lang w:val="pt-BR"/>
+              </w:rPr>
+            </w:pPr>
+            <w:r>
+              <w:rPr>
+                <w:rFonts w:ascii="Aptos" w:hAnsi="Aptos"/>
               </w:rPr>
               <w:t>once a week: uma vez por semana</w:t>
             </w:r>
@@ -222,16 +206,8 @@
               <w:rPr>
                 <w:rFonts w:ascii="Aptos" w:hAnsi="Aptos"/>
               </w:rPr>
-              <w:t xml:space="preserve">saying: </w:t>
-            </w:r>
-            <w:proofErr w:type="spellStart"/>
-            <w:r>
-              <w:rPr>
-                <w:rFonts w:ascii="Aptos" w:hAnsi="Aptos"/>
-              </w:rPr>
-              <w:t>ditado</w:t>
-            </w:r>
-            <w:proofErr w:type="spellEnd"/>
+              <w:t>saying: ditado</w:t>
+            </w:r>
           </w:p>
           <w:p>
             <w:pPr>
@@ -287,16 +263,8 @@
               <w:rPr>
                 <w:rFonts w:ascii="Aptos" w:hAnsi="Aptos"/>
               </w:rPr>
-              <w:t xml:space="preserve">He </w:t>
-            </w:r>
-            <w:proofErr w:type="gramStart"/>
-            <w:r>
-              <w:rPr>
-                <w:rFonts w:ascii="Aptos" w:hAnsi="Aptos"/>
-              </w:rPr>
-              <w:t>says</w:t>
-            </w:r>
-            <w:proofErr w:type="gramEnd"/>
+              <w:t>He says</w:t>
+            </w:r>
           </w:p>
           <w:p>
             <w:pPr>
@@ -314,16 +282,8 @@
               <w:rPr>
                 <w:rFonts w:ascii="Aptos" w:hAnsi="Aptos"/>
               </w:rPr>
-              <w:t xml:space="preserve">nephew: </w:t>
-            </w:r>
-            <w:proofErr w:type="spellStart"/>
-            <w:r>
-              <w:rPr>
-                <w:rFonts w:ascii="Aptos" w:hAnsi="Aptos"/>
-              </w:rPr>
-              <w:t>sobrinho</w:t>
-            </w:r>
-            <w:proofErr w:type="spellEnd"/>
+              <w:t>nephew: sobrinho</w:t>
+            </w:r>
           </w:p>
           <w:p>
             <w:pPr>
@@ -341,16 +301,8 @@
               <w:rPr>
                 <w:rFonts w:ascii="Aptos" w:hAnsi="Aptos"/>
               </w:rPr>
-              <w:t xml:space="preserve">niece: </w:t>
-            </w:r>
-            <w:proofErr w:type="spellStart"/>
-            <w:r>
-              <w:rPr>
-                <w:rFonts w:ascii="Aptos" w:hAnsi="Aptos"/>
-              </w:rPr>
-              <w:t>sobrinha</w:t>
-            </w:r>
-            <w:proofErr w:type="spellEnd"/>
+              <w:t>niece: sobrinha</w:t>
+            </w:r>
           </w:p>
           <w:p>
             <w:pPr>
@@ -368,21 +320,7 @@
               <w:rPr>
                 <w:rFonts w:ascii="Aptos" w:hAnsi="Aptos"/>
               </w:rPr>
-              <w:t xml:space="preserve">waste time: </w:t>
-            </w:r>
-            <w:proofErr w:type="spellStart"/>
-            <w:r>
-              <w:rPr>
-                <w:rFonts w:ascii="Aptos" w:hAnsi="Aptos"/>
-              </w:rPr>
-              <w:t>desperdiçar</w:t>
-            </w:r>
-            <w:proofErr w:type="spellEnd"/>
-            <w:r>
-              <w:rPr>
-                <w:rFonts w:ascii="Aptos" w:hAnsi="Aptos"/>
-              </w:rPr>
-              <w:t xml:space="preserve"> tempo</w:t>
+              <w:t>waste time: desperdiçar tempo</w:t>
             </w:r>
           </w:p>
           <w:p>
@@ -401,16 +339,8 @@
               <w:rPr>
                 <w:rFonts w:ascii="Aptos" w:hAnsi="Aptos"/>
               </w:rPr>
-              <w:t xml:space="preserve">trap: </w:t>
-            </w:r>
-            <w:proofErr w:type="spellStart"/>
-            <w:r>
-              <w:rPr>
-                <w:rFonts w:ascii="Aptos" w:hAnsi="Aptos"/>
-              </w:rPr>
-              <w:t>armadilha</w:t>
-            </w:r>
-            <w:proofErr w:type="spellEnd"/>
+              <w:t>trap: armadilha</w:t>
+            </w:r>
           </w:p>
         </w:tc>
         <w:tc>
@@ -430,7 +360,6 @@
                 <w:lang w:val="pt-BR"/>
               </w:rPr>
             </w:pPr>
-            <w:proofErr w:type="spellStart"/>
             <w:r>
               <w:rPr>
                 <w:rFonts w:ascii="Aptos" w:hAnsi="Aptos"/>
@@ -438,7 +367,6 @@
               </w:rPr>
               <w:t>anxious</w:t>
             </w:r>
-            <w:proofErr w:type="spellEnd"/>
           </w:p>
           <w:p>
             <w:pPr>
@@ -453,7 +381,6 @@
                 <w:lang w:val="pt-BR"/>
               </w:rPr>
             </w:pPr>
-            <w:proofErr w:type="spellStart"/>
             <w:r>
               <w:rPr>
                 <w:rFonts w:ascii="Aptos" w:hAnsi="Aptos"/>
@@ -461,7 +388,6 @@
               </w:rPr>
               <w:t>maintenance</w:t>
             </w:r>
-            <w:proofErr w:type="spellEnd"/>
           </w:p>
           <w:p>
             <w:pPr>
@@ -476,7 +402,6 @@
                 <w:lang w:val="pt-BR"/>
               </w:rPr>
             </w:pPr>
-            <w:proofErr w:type="spellStart"/>
             <w:r>
               <w:rPr>
                 <w:rFonts w:ascii="Aptos" w:hAnsi="Aptos"/>
@@ -484,7 +409,6 @@
               </w:rPr>
               <w:t>colleagues</w:t>
             </w:r>
-            <w:proofErr w:type="spellEnd"/>
           </w:p>
           <w:p>
             <w:pPr>
@@ -499,37 +423,12 @@
                 <w:lang w:val="pt-BR"/>
               </w:rPr>
             </w:pPr>
-            <w:proofErr w:type="spellStart"/>
             <w:r>
               <w:rPr>
                 <w:rFonts w:ascii="Aptos" w:hAnsi="Aptos"/>
                 <w:lang w:val="pt-BR"/>
               </w:rPr>
-              <w:t>says</w:t>
-            </w:r>
-            <w:proofErr w:type="spellEnd"/>
-            <w:r>
-              <w:rPr>
-                <w:rFonts w:ascii="Aptos" w:hAnsi="Aptos"/>
-                <w:lang w:val="pt-BR"/>
-              </w:rPr>
-              <w:t xml:space="preserve"> - /</w:t>
-            </w:r>
-            <w:proofErr w:type="spellStart"/>
-            <w:r>
-              <w:rPr>
-                <w:rFonts w:ascii="Aptos" w:hAnsi="Aptos"/>
-                <w:lang w:val="pt-BR"/>
-              </w:rPr>
-              <w:t>séz</w:t>
-            </w:r>
-            <w:proofErr w:type="spellEnd"/>
-            <w:r>
-              <w:rPr>
-                <w:rFonts w:ascii="Aptos" w:hAnsi="Aptos"/>
-                <w:lang w:val="pt-BR"/>
-              </w:rPr>
-              <w:t>/</w:t>
+              <w:t>says - /séz/</w:t>
             </w:r>
           </w:p>
         </w:tc>
@@ -749,16 +648,8 @@
               <w:rPr>
                 <w:rFonts w:ascii="Aptos" w:hAnsi="Aptos"/>
               </w:rPr>
-              <w:t xml:space="preserve"> </w:t>
-            </w:r>
-            <w:proofErr w:type="gramStart"/>
-            <w:r>
-              <w:rPr>
-                <w:rFonts w:ascii="Aptos" w:hAnsi="Aptos"/>
-              </w:rPr>
-              <w:t>say</w:t>
-            </w:r>
-            <w:proofErr w:type="gramEnd"/>
+              <w:t xml:space="preserve"> say</w:t>
+            </w:r>
           </w:p>
         </w:tc>
         <w:tc>
@@ -863,16 +754,8 @@
               <w:rPr>
                 <w:rFonts w:ascii="Aptos" w:hAnsi="Aptos"/>
               </w:rPr>
-              <w:t xml:space="preserve"> </w:t>
-            </w:r>
-            <w:proofErr w:type="gramStart"/>
-            <w:r>
-              <w:rPr>
-                <w:rFonts w:ascii="Aptos" w:hAnsi="Aptos"/>
-              </w:rPr>
-              <w:t>send</w:t>
-            </w:r>
-            <w:proofErr w:type="gramEnd"/>
+              <w:t xml:space="preserve"> send</w:t>
+            </w:r>
           </w:p>
         </w:tc>
         <w:tc>
@@ -1243,16 +1126,8 @@
               <w:rPr>
                 <w:rFonts w:ascii="Aptos" w:hAnsi="Aptos"/>
               </w:rPr>
-              <w:t xml:space="preserve"> </w:t>
-            </w:r>
-            <w:proofErr w:type="gramStart"/>
-            <w:r>
-              <w:rPr>
-                <w:rFonts w:ascii="Aptos" w:hAnsi="Aptos"/>
-              </w:rPr>
-              <w:t>spend</w:t>
-            </w:r>
-            <w:proofErr w:type="gramEnd"/>
+              <w:t xml:space="preserve"> spend</w:t>
+            </w:r>
           </w:p>
         </w:tc>
         <w:tc>
@@ -1357,16 +1232,8 @@
               <w:rPr>
                 <w:rFonts w:ascii="Aptos" w:hAnsi="Aptos"/>
               </w:rPr>
-              <w:t xml:space="preserve"> </w:t>
-            </w:r>
-            <w:proofErr w:type="gramStart"/>
-            <w:r>
-              <w:rPr>
-                <w:rFonts w:ascii="Aptos" w:hAnsi="Aptos"/>
-              </w:rPr>
-              <w:t>take</w:t>
-            </w:r>
-            <w:proofErr w:type="gramEnd"/>
+              <w:t xml:space="preserve"> take</w:t>
+            </w:r>
           </w:p>
         </w:tc>
         <w:tc>
@@ -1759,12 +1626,14 @@
         <w:rPr>
           <w:rFonts w:ascii="Aptos" w:hAnsi="Aptos"/>
           <w:color w:val="EE0000"/>
+          <w:lang w:val="pt-BR"/>
         </w:rPr>
       </w:pPr>
       <w:r>
         <w:rPr>
           <w:rFonts w:ascii="Aptos" w:hAnsi="Aptos"/>
           <w:color w:val="EE0000"/>
+          <w:lang w:val="pt-BR"/>
         </w:rPr>
         <w:t>Jane speak German at work.</w:t>
       </w:r>
@@ -1774,11 +1643,13 @@
         <w:ind w:left="0"/>
         <w:rPr>
           <w:rFonts w:ascii="Aptos" w:hAnsi="Aptos"/>
+          <w:lang w:val="pt-BR"/>
         </w:rPr>
       </w:pPr>
       <w:r>
         <w:rPr>
           <w:rFonts w:ascii="Aptos" w:hAnsi="Aptos"/>
+          <w:lang w:val="pt-BR"/>
         </w:rPr>
         <w:t>Jane speaks German at work.</w:t>
       </w:r>
@@ -1788,11 +1659,13 @@
         <w:ind w:left="0"/>
         <w:rPr>
           <w:rFonts w:ascii="Aptos" w:hAnsi="Aptos"/>
+          <w:lang w:val="pt-BR"/>
         </w:rPr>
       </w:pPr>
       <w:r>
         <w:rPr>
           <w:rFonts w:ascii="Aptos" w:hAnsi="Aptos"/>
+          <w:lang w:val="pt-BR"/>
         </w:rPr>
         <w:t>Jane doesn’t speak German at work.</w:t>
       </w:r>
@@ -1802,11 +1675,13 @@
         <w:ind w:left="0"/>
         <w:rPr>
           <w:rFonts w:ascii="Aptos" w:hAnsi="Aptos"/>
+          <w:lang w:val="pt-BR"/>
         </w:rPr>
       </w:pPr>
       <w:r>
         <w:rPr>
           <w:rFonts w:ascii="Aptos" w:hAnsi="Aptos"/>
+          <w:lang w:val="pt-BR"/>
         </w:rPr>
         <w:t>Does Jane speak German at work?</w:t>
       </w:r>
@@ -1816,11 +1691,13 @@
         <w:ind w:left="0"/>
         <w:rPr>
           <w:rFonts w:ascii="Aptos" w:hAnsi="Aptos"/>
+          <w:lang w:val="pt-BR"/>
         </w:rPr>
       </w:pPr>
       <w:r>
         <w:rPr>
           <w:rFonts w:ascii="Aptos" w:hAnsi="Aptos"/>
+          <w:lang w:val="pt-BR"/>
         </w:rPr>
         <w:t>Yes, she does.     No, she doesn’t.</w:t>
       </w:r>
@@ -1830,11 +1707,13 @@
         <w:ind w:left="0"/>
         <w:rPr>
           <w:rFonts w:ascii="Aptos" w:hAnsi="Aptos"/>
+          <w:lang w:val="pt-BR"/>
         </w:rPr>
       </w:pPr>
       <w:r>
         <w:rPr>
           <w:rFonts w:ascii="Aptos" w:hAnsi="Aptos"/>
+          <w:lang w:val="pt-BR"/>
         </w:rPr>
         <w:t xml:space="preserve">What language does Jane speak at work. </w:t>
       </w:r>
@@ -1844,6 +1723,7 @@
         <w:ind w:left="0"/>
         <w:rPr>
           <w:rFonts w:ascii="Aptos" w:hAnsi="Aptos"/>
+          <w:lang w:val="pt-BR"/>
         </w:rPr>
       </w:pPr>
     </w:p>
@@ -1852,6 +1732,7 @@
         <w:ind w:left="0"/>
         <w:rPr>
           <w:rFonts w:ascii="Aptos" w:hAnsi="Aptos"/>
+          <w:lang w:val="pt-BR"/>
         </w:rPr>
       </w:pPr>
     </w:p>
@@ -1860,11 +1741,13 @@
         <w:ind w:left="0"/>
         <w:rPr>
           <w:rFonts w:ascii="Aptos" w:hAnsi="Aptos"/>
+          <w:lang w:val="pt-BR"/>
         </w:rPr>
       </w:pPr>
       <w:r>
         <w:rPr>
           <w:rFonts w:ascii="Aptos" w:hAnsi="Aptos"/>
+          <w:lang w:val="pt-BR"/>
         </w:rPr>
         <w:t>Mary buy roses every Saturday.</w:t>
       </w:r>
@@ -1874,6 +1757,7 @@
         <w:ind w:left="0"/>
         <w:rPr>
           <w:rFonts w:ascii="Aptos" w:hAnsi="Aptos"/>
+          <w:lang w:val="pt-BR"/>
         </w:rPr>
       </w:pPr>
     </w:p>
@@ -1882,6 +1766,7 @@
         <w:ind w:left="0"/>
         <w:rPr>
           <w:rFonts w:ascii="Aptos" w:hAnsi="Aptos"/>
+          <w:lang w:val="pt-BR"/>
         </w:rPr>
       </w:pPr>
     </w:p>
@@ -5142,7 +5027,6 @@
   <w:style w:type="character" w:default="1" w:styleId="DefaultParagraphFont">
     <w:name w:val="Default Paragraph Font"/>
     <w:uiPriority w:val="1"/>
-    <w:semiHidden/>
     <w:unhideWhenUsed/>
   </w:style>
   <w:style w:type="table" w:default="1" w:styleId="TableNormal">
@@ -5583,10 +5467,4 @@
     </a:ext>
   </a:extLst>
 </a:theme>
-</file>
-
-<file path=docMetadata/LabelInfo.xml><?xml version="1.0" encoding="utf-8"?>
-<clbl:labelList xmlns:clbl="http://schemas.microsoft.com/office/2020/mipLabelMetadata">
-  <clbl:label id="{87867195-f2b8-4ac2-b0b6-6bb73cb33afc}" enabled="1" method="Privileged" siteId="{72f988bf-86f1-41af-91ab-2d7cd011db47}" contentBits="0" removed="0"/>
-</clbl:labelList>
 </file>